--- a/public/offer-letter-template.docx
+++ b/public/offer-letter-template.docx
@@ -99,6 +99,26 @@
           <w:sz w:val="24"/>
         </w:rPr>
         <w:tab/>
+      </w:r>
+      <w:r>
+        <w:rPr>
+          <w:color w:val="A6A6A6"/>
+          <w:sz w:val="24"/>
+        </w:rPr>
+        <w:t xml:space="preserve">      </w:t>
+      </w:r>
+      <w:r>
+        <w:rPr>
+          <w:color w:val="A6A6A6"/>
+          <w:sz w:val="24"/>
+        </w:rPr>
+        <w:t xml:space="preserve">    </w:t>
+      </w:r>
+      <w:r>
+        <w:rPr>
+          <w:color w:val="A6A6A6"/>
+          <w:sz w:val="24"/>
+        </w:rPr>
         <w:t>Date:</w:t>
       </w:r>
       <w:r>
@@ -10717,7 +10737,7 @@
         </mc:Choice>
         <mc:Fallback>
           <w:pict>
-            <v:group w14:anchorId="612E5981" id="Group 4" o:spid="_x0000_s1026" style="position:absolute;margin-left:1.5pt;margin-top:764.5pt;width:593.75pt;height:78.5pt;z-index:-15952384;mso-wrap-distance-left:0;mso-wrap-distance-right:0;mso-position-horizontal-relative:page;mso-position-vertical-relative:page" coordsize="75406,9969" o:gfxdata="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">
+            <v:group w14:anchorId="5BE7A9BE" id="Group 4" o:spid="_x0000_s1026" style="position:absolute;margin-left:1.5pt;margin-top:764.5pt;width:593.75pt;height:78.5pt;z-index:-15952384;mso-wrap-distance-left:0;mso-wrap-distance-right:0;mso-position-horizontal-relative:page;mso-position-vertical-relative:page" coordsize="75406,9969" o:gfxdata="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">
               <v:shape id="Graphic 5" o:spid="_x0000_s1027" style="position:absolute;width:75406;height:9969;visibility:visible;mso-wrap-style:square;v-text-anchor:top" coordsize="7540625,996950" o:gfxdata="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" path="m7540625,l,,,996950r7540625,l7540625,xe" fillcolor="#eee" stroked="f">
                 <v:path arrowok="t"/>
               </v:shape>
@@ -11069,7 +11089,7 @@
         </mc:Choice>
         <mc:Fallback>
           <w:pict>
-            <v:shape w14:anchorId="42C40F38" id="Graphic 1" o:spid="_x0000_s1026" style="position:absolute;margin-left:551.55pt;margin-top:39.35pt;width:3.9pt;height:46.95pt;z-index:-15953920;visibility:visible;mso-wrap-style:square;mso-wrap-distance-left:0;mso-wrap-distance-top:0;mso-wrap-distance-right:0;mso-wrap-distance-bottom:0;mso-position-horizontal:absolute;mso-position-horizontal-relative:page;mso-position-vertical:absolute;mso-position-vertical-relative:page;v-text-anchor:top" coordsize="49530,596265" o:gfxdata="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" path="m49528,l,,,596265r49528,l49528,xe" fillcolor="#fb6c04" stroked="f">
+            <v:shape w14:anchorId="1AB7A4A9" id="Graphic 1" o:spid="_x0000_s1026" style="position:absolute;margin-left:551.55pt;margin-top:39.35pt;width:3.9pt;height:46.95pt;z-index:-15953920;visibility:visible;mso-wrap-style:square;mso-wrap-distance-left:0;mso-wrap-distance-top:0;mso-wrap-distance-right:0;mso-wrap-distance-bottom:0;mso-position-horizontal:absolute;mso-position-horizontal-relative:page;mso-position-vertical:absolute;mso-position-vertical-relative:page;v-text-anchor:top" coordsize="49530,596265" o:gfxdata="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" path="m49528,l,,,596265r49528,l49528,xe" fillcolor="#fb6c04" stroked="f">
               <v:path arrowok="t"/>
               <w10:wrap anchorx="page" anchory="page"/>
             </v:shape>
@@ -12488,6 +12508,25 @@
 </file>
 
 <file path=customXml/item1.xml><?xml version="1.0" encoding="utf-8"?>
+<p:properties xmlns:p="http://schemas.microsoft.com/office/2006/metadata/properties" xmlns:xsi="http://www.w3.org/2001/XMLSchema-instance" xmlns:pc="http://schemas.microsoft.com/office/infopath/2007/PartnerControls">
+  <documentManagement>
+    <_ip_UnifiedCompliancePolicyUIAction xmlns="http://schemas.microsoft.com/sharepoint/v3" xsi:nil="true"/>
+    <_activity xmlns="77b6b392-7fcf-48fa-821c-e4e0f32d1b84" xsi:nil="true"/>
+    <_ip_UnifiedCompliancePolicyProperties xmlns="http://schemas.microsoft.com/sharepoint/v3" xsi:nil="true"/>
+  </documentManagement>
+</p:properties>
+</file>
+
+<file path=customXml/item2.xml><?xml version="1.0" encoding="utf-8"?>
+<?mso-contentType ?>
+<FormTemplates xmlns="http://schemas.microsoft.com/sharepoint/v3/contenttype/forms">
+  <Display>DocumentLibraryForm</Display>
+  <Edit>DocumentLibraryForm</Edit>
+  <New>DocumentLibraryForm</New>
+</FormTemplates>
+</file>
+
+<file path=customXml/item3.xml><?xml version="1.0" encoding="utf-8"?>
 <ct:contentTypeSchema xmlns:ct="http://schemas.microsoft.com/office/2006/metadata/contentType" xmlns:ma="http://schemas.microsoft.com/office/2006/metadata/properties/metaAttributes" ct:_="" ma:_="" ma:contentTypeName="Document" ma:contentTypeID="0x010100DC998848991413488A495462B70831F3" ma:contentTypeVersion="12" ma:contentTypeDescription="Create a new document." ma:contentTypeScope="" ma:versionID="9720b50a8ecdce2110e3da0cbf38c3c5">
   <xsd:schema xmlns:xsd="http://www.w3.org/2001/XMLSchema" xmlns:xs="http://www.w3.org/2001/XMLSchema" xmlns:p="http://schemas.microsoft.com/office/2006/metadata/properties" xmlns:ns1="http://schemas.microsoft.com/sharepoint/v3" xmlns:ns3="77b6b392-7fcf-48fa-821c-e4e0f32d1b84" targetNamespace="http://schemas.microsoft.com/office/2006/metadata/properties" ma:root="true" ma:fieldsID="6ee854ae8316cd8b5ed9f1f500559822" ns1:_="" ns3:_="">
     <xsd:import namespace="http://schemas.microsoft.com/sharepoint/v3"/>
@@ -12686,26 +12725,26 @@
 </ct:contentTypeSchema>
 </file>
 
-<file path=customXml/item2.xml><?xml version="1.0" encoding="utf-8"?>
-<?mso-contentType ?>
-<FormTemplates xmlns="http://schemas.microsoft.com/sharepoint/v3/contenttype/forms">
-  <Display>DocumentLibraryForm</Display>
-  <Edit>DocumentLibraryForm</Edit>
-  <New>DocumentLibraryForm</New>
-</FormTemplates>
+<file path=customXml/itemProps1.xml><?xml version="1.0" encoding="utf-8"?>
+<ds:datastoreItem xmlns:ds="http://schemas.openxmlformats.org/officeDocument/2006/customXml" ds:itemID="{B4840A7B-3DF9-46E6-9215-1419D18E8DDC}">
+  <ds:schemaRefs>
+    <ds:schemaRef ds:uri="http://schemas.microsoft.com/office/2006/metadata/properties"/>
+    <ds:schemaRef ds:uri="http://schemas.microsoft.com/office/infopath/2007/PartnerControls"/>
+    <ds:schemaRef ds:uri="http://schemas.microsoft.com/sharepoint/v3"/>
+    <ds:schemaRef ds:uri="77b6b392-7fcf-48fa-821c-e4e0f32d1b84"/>
+  </ds:schemaRefs>
+</ds:datastoreItem>
 </file>
 
-<file path=customXml/item3.xml><?xml version="1.0" encoding="utf-8"?>
-<p:properties xmlns:p="http://schemas.microsoft.com/office/2006/metadata/properties" xmlns:xsi="http://www.w3.org/2001/XMLSchema-instance" xmlns:pc="http://schemas.microsoft.com/office/infopath/2007/PartnerControls">
-  <documentManagement>
-    <_ip_UnifiedCompliancePolicyUIAction xmlns="http://schemas.microsoft.com/sharepoint/v3" xsi:nil="true"/>
-    <_activity xmlns="77b6b392-7fcf-48fa-821c-e4e0f32d1b84" xsi:nil="true"/>
-    <_ip_UnifiedCompliancePolicyProperties xmlns="http://schemas.microsoft.com/sharepoint/v3" xsi:nil="true"/>
-  </documentManagement>
-</p:properties>
+<file path=customXml/itemProps2.xml><?xml version="1.0" encoding="utf-8"?>
+<ds:datastoreItem xmlns:ds="http://schemas.openxmlformats.org/officeDocument/2006/customXml" ds:itemID="{AED3D299-3B4A-46E0-B18F-EC2ACA3E84DA}">
+  <ds:schemaRefs>
+    <ds:schemaRef ds:uri="http://schemas.microsoft.com/sharepoint/v3/contenttype/forms"/>
+  </ds:schemaRefs>
+</ds:datastoreItem>
 </file>
 
-<file path=customXml/itemProps1.xml><?xml version="1.0" encoding="utf-8"?>
+<file path=customXml/itemProps3.xml><?xml version="1.0" encoding="utf-8"?>
 <ds:datastoreItem xmlns:ds="http://schemas.openxmlformats.org/officeDocument/2006/customXml" ds:itemID="{1BE91D28-CFF4-40BD-B872-69CDE40226F6}">
   <ds:schemaRefs>
     <ds:schemaRef ds:uri="http://schemas.microsoft.com/office/2006/metadata/contentType"/>
@@ -12722,23 +12761,4 @@
     <ds:schemaRef ds:uri="http://schemas.microsoft.com/internal/obd"/>
   </ds:schemaRefs>
 </ds:datastoreItem>
-</file>
-
-<file path=customXml/itemProps2.xml><?xml version="1.0" encoding="utf-8"?>
-<ds:datastoreItem xmlns:ds="http://schemas.openxmlformats.org/officeDocument/2006/customXml" ds:itemID="{AED3D299-3B4A-46E0-B18F-EC2ACA3E84DA}">
-  <ds:schemaRefs>
-    <ds:schemaRef ds:uri="http://schemas.microsoft.com/sharepoint/v3/contenttype/forms"/>
-  </ds:schemaRefs>
-</ds:datastoreItem>
-</file>
-
-<file path=customXml/itemProps3.xml><?xml version="1.0" encoding="utf-8"?>
-<ds:datastoreItem xmlns:ds="http://schemas.openxmlformats.org/officeDocument/2006/customXml" ds:itemID="{B4840A7B-3DF9-46E6-9215-1419D18E8DDC}">
-  <ds:schemaRefs>
-    <ds:schemaRef ds:uri="http://schemas.microsoft.com/office/2006/metadata/properties"/>
-    <ds:schemaRef ds:uri="http://schemas.microsoft.com/office/infopath/2007/PartnerControls"/>
-    <ds:schemaRef ds:uri="http://schemas.microsoft.com/sharepoint/v3"/>
-    <ds:schemaRef ds:uri="77b6b392-7fcf-48fa-821c-e4e0f32d1b84"/>
-  </ds:schemaRefs>
-</ds:datastoreItem>
 </file>